--- a/scripts/Paper.docx
+++ b/scripts/Paper.docx
@@ -24,7 +24,7 @@
         <w:pStyle w:val="FirstParagraph"/>
       </w:pPr>
       <w:r>
-        <w:t xml:space="preserve">Pollinators are essential for both natural and agricultural systems, supporting the the diversity of plant communities and the productivity of crops around the globe. However, different global change drivers increasingly threaten these pollinator populations, leading to declines in population numbers and cascading effects on ecosystems and human food security. One critical but understudied aspect of pollinator health is their microbiome. The microbiome, a community of microorganisms living within and on pollinators, plays a significant role in digestion, immune function, and disease resistance, amongst others. However, environmental changes and pesticide exposure can disrupt these microbial communities, compromising pollinator health and survival. Most research on pollinator microbiomes has focused on managed species like honeybees, leaving significant gaps in our understanding of wild pollinators. This study investigates the microbiome composition of the common carder bee (</w:t>
+        <w:t xml:space="preserve">Pollinators are essential for both natural and agricultural systems, supporting the diversity of plant communities and the productivity of crops around the globe. However, different global change drivers increasingly threaten these pollinator populations, leading to declines in population numbers and cascading effects on ecosystems and human food security. One critical but understudied aspect of pollinator health is their microbiome. The microbiome, a community of microorganisms living within and on pollinators, plays a significant role in digestion, immune function, and disease resistance, amongst others. However, environmental changes and pesticide exposure can disrupt these microbial communities, compromising pollinator health and survival. Most research on pollinator microbiomes has focused on managed species like honeybees, leaving significant gaps in our understanding of wild pollinators. This study investigates the microbiome composition of the common carder bee (</w:t>
       </w:r>
       <w:r>
         <w:rPr>
@@ -73,7 +73,32 @@
         <w:t xml:space="preserve">(Klein et al. 2006)</w:t>
       </w:r>
       <w:r>
-        <w:t xml:space="preserve">. However, pollinators are increasingly at risk due to multiple global change drivers. Climate change, with its impacts on temperature and precipitation patterns, disrupts pollinator behaviors and/or morphologies</w:t>
+        <w:t xml:space="preserve">. However, pollinators are increasingly at risk due to multiple global change drivers, something that has been recently defined as</w:t>
+      </w:r>
+      <w:r>
+        <w:t xml:space="preserve"> </w:t>
+      </w:r>
+      <w:r>
+        <w:t xml:space="preserve">“</w:t>
+      </w:r>
+      <w:r>
+        <w:rPr>
+          <w:i/>
+          <w:iCs/>
+        </w:rPr>
+        <w:t xml:space="preserve">death by a thousand cuts</w:t>
+      </w:r>
+      <w:r>
+        <w:t xml:space="preserve">”</w:t>
+      </w:r>
+      <w:r>
+        <w:t xml:space="preserve"> </w:t>
+      </w:r>
+      <w:r>
+        <w:t xml:space="preserve">(Wagner et al. 2021)</w:t>
+      </w:r>
+      <w:r>
+        <w:t xml:space="preserve">. Climate change, with its impacts on temperature and precipitation patterns, disrupts pollinator behaviors and/or morphologies</w:t>
       </w:r>
       <w:r>
         <w:t xml:space="preserve"> </w:t>
@@ -144,12 +169,6 @@
       <w:r>
         <w:t xml:space="preserve">.</w:t>
       </w:r>
-      <w:r>
-        <w:t xml:space="preserve"> </w:t>
-      </w:r>
-      <w:r>
-        <w:t xml:space="preserve">(Allen-Perkins et al. 2024)</w:t>
-      </w:r>
     </w:p>
     <w:p>
       <w:pPr>
@@ -204,16 +223,13 @@
         <w:t xml:space="preserve">(Engel, Martinson, and Moran 2012)</w:t>
       </w:r>
       <w:r>
-        <w:t xml:space="preserve">, and protection against pathogens [</w:t>
-      </w:r>
-      <w:r>
-        <w:t xml:space="preserve">Steele et al. (2021)</w:t>
-      </w:r>
-      <w:r>
-        <w:t xml:space="preserve">]</w:t>
-      </w:r>
-      <w:r>
-        <w:t xml:space="preserve">(Koch and Schmid-Hempel 2011)</w:t>
+        <w:t xml:space="preserve">, and protection against pathogens</w:t>
+      </w:r>
+      <w:r>
+        <w:t xml:space="preserve"> </w:t>
+      </w:r>
+      <w:r>
+        <w:t xml:space="preserve">(Steele et al. 2021; Koch and Schmid-Hempel 2011)</w:t>
       </w:r>
       <w:r>
         <w:t xml:space="preserve">. Disruptions to the microbiome, whether through environmental changes, pesticide exposure, or other stressors, can compromise these essential functions and lead to increased vulnerability and mortality</w:t>
@@ -266,7 +282,7 @@
         <w:t xml:space="preserve"> </w:t>
       </w:r>
       <w:r>
-        <w:t xml:space="preserve">for a focus on other species). We know even less about how these microbiomes change over time or how different environmental factors shape them.</w:t>
+        <w:t xml:space="preserve">for a focus on other species). We know even less about how these microbiomes change over time or how different environmental factors shape them. As global change continues to alter ecosystems, understanding the temporal and spatial dynamics of pollinator microbiomes could provide valuable insights into how these species might cope with environmental stresses, maintain ecosystem functions, and contribute to biodiversity conservation.</w:t>
       </w:r>
     </w:p>
     <w:p>
@@ -283,7 +299,7 @@
         <w:t xml:space="preserve">(Risely 2020; Neu, Allen, and Roy 2021)</w:t>
       </w:r>
       <w:r>
-        <w:t xml:space="preserve">). This core microbiome consists of around five genera in the case of honeybees</w:t>
+        <w:t xml:space="preserve">. This core microbiome consists of around five genera in the case of honeybees</w:t>
       </w:r>
       <w:r>
         <w:t xml:space="preserve"> </w:t>
@@ -313,7 +329,7 @@
         <w:t xml:space="preserve">(Ludvigsen et al. 2015)</w:t>
       </w:r>
       <w:r>
-        <w:t xml:space="preserve">, which can include nectar, pollen, and other floral resources. These acquired microorganisms can introduce new functions and adaptations but also make pollinators susceptible to environmental changes and stressors. Investigating the microbiomes of wild pollinators and their dynamics offers a promising avenue to understand their resilience and adaptability in the face of global change.</w:t>
+        <w:t xml:space="preserve">, which can include nectar, pollen, and other floral resources. These acquired microorganisms can introduce new functions and adaptations but also make pollinators susceptible to environmental changes and stressors, which raises the need to understand the relationship between landscape composition (e.g., floral diversity) and microbiome composition.</w:t>
       </w:r>
     </w:p>
     <w:p>
@@ -416,7 +432,7 @@
         <w:t xml:space="preserve">(Stemet et al. 2024)</w:t>
       </w:r>
       <w:r>
-        <w:t xml:space="preserve">. We then extracted bumblebee guts using sterile forceps which we stored in 96% alcohol until the DNA extraction. Bacterial, plant and fungi DNA was extracted following Macherey-Nagel NucleoSpin® 96 Soil protocol (2021) and were  amplified in duplicate using the DFD forward and ASDFAS reverse primers.</w:t>
+        <w:t xml:space="preserve">. We then extracted bumblebee guts using sterile forceps which we stored in 96% alcohol until DNA extraction. Bacterial, plant and fungi DNA was extracted following Macherey-Nagel NucleoSpin® 96 Soil protocol (2021) and were  amplified in duplicate using the DFD forward and ASDFAS reverse primers.</w:t>
       </w:r>
     </w:p>
     <w:p>
@@ -432,6 +448,10 @@
         <w:pStyle w:val="BodyText"/>
       </w:pPr>
       <w:r>
+        <w:rPr>
+          <w:i/>
+          <w:iCs/>
+        </w:rPr>
         <w:t xml:space="preserve">DNA Extraction and PCR Amplification</w:t>
       </w:r>
     </w:p>
@@ -440,7 +460,7 @@
         <w:pStyle w:val="BodyText"/>
       </w:pPr>
       <w:r>
-        <w:t xml:space="preserve">Each gut sample was placed in a separate 2 mL vial with ceramic beads, and the ethanol was allowed to evaporate. Once dry, 700 µL of Lysis Buffer (SL1) were added to each vial, and the samples were mechanically homogenized (1750 rpm for 1 min with 15 s pauses, repeated 5 times). Contaminants were removed via precipitation, followed by centrifugation at 11,000 × g for 2 minutes to eliminate foam. Next, 150 µL of Buffer SL3 were added to each sample, vortexed for 5 seconds, and incubated on ice at 0-4ºC for 5 minutes, followed by centrifugation at 11,000 × g for 1 minute.</w:t>
+        <w:t xml:space="preserve">Each gut sample was placed in a separate 2 mL vial with ceramic beads, and the ethanol was allowed to evaporate. Once dry, 700 µL of Lysis Buffer (SL1) were added to each vial, and the samples were mechanically homogenized (1750 rpm for 1 min with 15 s pauses, repeated 5 times). Contaminants were removed via precipitation, followed by centrifugation at 11,000 × g for 2 minutes to eliminate foam. Next, 150 µL of Buffer SL3 were added to each sample, vortexed for 5 seconds, and incubated on ice at 0-4ºC for 5 minutes, followed by centrifugation at 11,000 × g for 1 minute. The lysate was filtered using a square-well block and the NucleoSpin® Inhibitor Removal Plate. 550 µL of the clear supernatant was loaded into each well, and the plates were centrifuged at 2,250 × g for 13 minutes. The NucleoSpin® Inhibitor Removal Plate was discarded, and 250 µL of Buffer SB was added to the flow-through, mixed by pipetting. To bind the DNA, 725 µL of sample was transferred to a NucleoSpin® Soil Binding Plate and centrifuged at 2,250 × g for 13 minutes. The flow-through was discarded. DNA was washed in four steps: (1) 500 µL of Buffer SB, centrifuged at 2,250 × g for 13 minutes; (2) 550 µL of Buffer SW1, centrifuged at 2,250 × g for 5 minutes; (3) 700 µL of Buffer SW2, centrifuged at 2,250 × g for 5 minutes; (4) 700 µL of Buffer SW2, centrifuged at 2,250 × g for 13 minutes. After washing, the plate was incubated at 37ºC for 20 minutes to dry the silica membrane. DNA was eluted by adding 100 µL of Buffer SE to each well, incubating for 1 minute, and centrifuging at 2,250 × g for 5 minutes. A total of 132 samples were obtained, with each sample labeled accordingly. Nanodrop tests were performed on random samples to confirm successful DNA extraction.</w:t>
       </w:r>
     </w:p>
     <w:p>
@@ -448,7 +468,11 @@
         <w:pStyle w:val="BodyText"/>
       </w:pPr>
       <w:r>
-        <w:t xml:space="preserve">The lysate was filtered using a square-well block and the NucleoSpin® Inhibitor Removal Plate. 550 µL of the clear supernatant was loaded into each well, and the plates were centrifuged at 2,250 × g for 13 minutes. The NucleoSpin® Inhibitor Removal Plate was discarded, and 250 µL of Buffer SB was added to the flow-through, mixed by pipetting.</w:t>
+        <w:rPr>
+          <w:i/>
+          <w:iCs/>
+        </w:rPr>
+        <w:t xml:space="preserve">PCR Amplification</w:t>
       </w:r>
     </w:p>
     <w:p>
@@ -456,7 +480,7 @@
         <w:pStyle w:val="BodyText"/>
       </w:pPr>
       <w:r>
-        <w:t xml:space="preserve">To bind the DNA, 725 µL of sample was transferred to a NucleoSpin® Soil Binding Plate and centrifuged at 2,250 × g for 13 minutes. The flow-through was discarded. DNA was washed in four steps: (1) 500 µL of Buffer SB, centrifuged at 2,250 × g for 13 minutes; (2) 550 µL of Buffer SW1, centrifuged at 2,250 × g for 5 minutes; (3) 700 µL of Buffer SW2, centrifuged at 2,250 × g for 5 minutes; (4) 700 µL of Buffer SW2, centrifuged at 2,250 × g for 13 minutes. After washing, the plate was incubated at 37ºC for 20 minutes to dry the silica membrane.</w:t>
+        <w:t xml:space="preserve">DNA amplification was assessed using two-step PCR. Step 1 PCRs were performed for bacterial, plant, and fungal genetic material, with identical reagent volumes for all samples, differing only in the primers used (Table xxx). PCRs were run in a 96-well plate, with two plates for each group: one containing 96 samples and another with 40 samples, including negative controls. Step 1 PCR was repeated twice per sample, after which 7.5 µL from each replicate were pooled into a new plate, with 15 µL per well. PCR amplification success was confirmed via 2% agarose gel electrophoresis between Step 1 and Step 2 PCRs to verify amplicon size.</w:t>
       </w:r>
     </w:p>
     <w:p>
@@ -464,7 +488,11 @@
         <w:pStyle w:val="BodyText"/>
       </w:pPr>
       <w:r>
-        <w:t xml:space="preserve">DNA was eluted by adding 100 µL of Buffer SE to each well, incubating for 1 minute, and centrifuging at 2,250 × g for 5 minutes. A total of 132 samples were obtained, with each sample labeled accordingly. Nanodrop tests were performed on random samples to confirm successful DNA extraction.</w:t>
+        <w:rPr>
+          <w:i/>
+          <w:iCs/>
+        </w:rPr>
+        <w:t xml:space="preserve">Statistical analyses</w:t>
       </w:r>
     </w:p>
     <w:p>
@@ -472,15 +500,16 @@
         <w:pStyle w:val="BodyText"/>
       </w:pPr>
       <w:r>
-        <w:t xml:space="preserve">PCR Amplification</w:t>
-      </w:r>
-    </w:p>
-    <w:p>
-      <w:pPr>
-        <w:pStyle w:val="BodyText"/>
-      </w:pPr>
-      <w:r>
-        <w:t xml:space="preserve">DNA amplification was assessed using two-step PCR. Step 1 PCRs were performed for bacterial, plant, and fungal genetic material, with identical reagent volumes for all samples, differing only in the primers used (Table xxx). PCRs were run in a 96-well plate, with two plates for each group: one containing 96 samples and another with 40 samples, including negative controls. Step 1 PCR was repeated twice per sample, after which 7.5 µL from each replicate were pooled into a new plate, with 15 µL per well. PCR amplification success was confirmed via 2% agarose gel electrophoresis between Step 1 and Step 2 PCRs to verify amplicon size.</w:t>
+        <w:t xml:space="preserve">To evaluate the completeness of our surveys, we used the iNEXT package</w:t>
+      </w:r>
+      <w:r>
+        <w:t xml:space="preserve"> </w:t>
+      </w:r>
+      <w:r>
+        <w:t xml:space="preserve">(Hsieh, Ma, and Chao 2024)</w:t>
+      </w:r>
+      <w:r>
+        <w:t xml:space="preserve">, which provides robust estimates of species diversity and sampling coverage based on sample-size- and coverage-based rarefaction and extrapolation. We compared the observed sample coverage with the estimated asymptotic coverage to quantify the fraction of the community captured by our sampling efforts.</w:t>
       </w:r>
     </w:p>
     <w:bookmarkEnd w:id="22"/>
@@ -512,7 +541,7 @@
       </w:r>
     </w:p>
     <w:bookmarkEnd w:id="24"/>
-    <w:bookmarkStart w:id="85" w:name="references"/>
+    <w:bookmarkStart w:id="87" w:name="references"/>
     <w:p>
       <w:pPr>
         <w:pStyle w:val="Heading2"/>
@@ -521,7 +550,7 @@
         <w:t xml:space="preserve">References</w:t>
       </w:r>
     </w:p>
-    <w:bookmarkStart w:id="84" w:name="refs"/>
+    <w:bookmarkStart w:id="86" w:name="refs"/>
     <w:bookmarkStart w:id="25" w:name="ref-Albizu2002COMPARACINDL"/>
     <w:p>
       <w:pPr>
@@ -565,83 +594,40 @@
       </w:r>
     </w:p>
     <w:bookmarkEnd w:id="25"/>
-    <w:bookmarkStart w:id="27" w:name="ref-allen-perkins2024"/>
+    <w:bookmarkStart w:id="27" w:name="ref-carlini2024"/>
     <w:p>
       <w:pPr>
         <w:pStyle w:val="Bibliography"/>
       </w:pPr>
       <w:r>
-        <w:t xml:space="preserve">Allen-Perkins, Alfonso, Maddi Artamendi, Daniel Montoya, Encarnación Rubio, and Ainhoa Magrach. 2024.</w:t>
-      </w:r>
-      <w:r>
-        <w:t xml:space="preserve"> </w:t>
-      </w:r>
-      <w:r>
-        <w:t xml:space="preserve">“Untangling the Plant Reproductive Success of Changing Community Composition and Pollinator Foraging Choices.”</w:t>
-      </w:r>
-      <w:r>
-        <w:t xml:space="preserve"> </w:t>
-      </w:r>
-      <w:r>
-        <w:rPr>
-          <w:i/>
-          <w:iCs/>
-        </w:rPr>
-        <w:t xml:space="preserve">Ecography</w:t>
-      </w:r>
-      <w:r>
-        <w:t xml:space="preserve">, July.</w:t>
+        <w:t xml:space="preserve">Carlini, David B., Sundre K. Winslow, Katja Cloppenborg-Schmidt, and John F. Baines. 2024.</w:t>
+      </w:r>
+      <w:r>
+        <w:t xml:space="preserve"> </w:t>
+      </w:r>
+      <w:r>
+        <w:t xml:space="preserve">“Quantitative Microbiome Profiling of Honey Bee (Apis Mellifera) Guts Is Predictive of Winter Colony Loss in Northern Virginia (USA).”</w:t>
+      </w:r>
+      <w:r>
+        <w:t xml:space="preserve"> </w:t>
+      </w:r>
+      <w:r>
+        <w:rPr>
+          <w:i/>
+          <w:iCs/>
+        </w:rPr>
+        <w:t xml:space="preserve">Scientific Reports</w:t>
+      </w:r>
+      <w:r>
+        <w:t xml:space="preserve"> </w:t>
+      </w:r>
+      <w:r>
+        <w:t xml:space="preserve">14 (1).</w:t>
       </w:r>
       <w:r>
         <w:t xml:space="preserve"> </w:t>
       </w:r>
       <w:hyperlink r:id="rId26">
-        <w:r>
-          <w:rPr>
-            <w:rStyle w:val="Hyperlink"/>
-          </w:rPr>
-          <w:t xml:space="preserve">https://doi.org/10.1111/ecog.07240</w:t>
-        </w:r>
-      </w:hyperlink>
-      <w:r>
-        <w:t xml:space="preserve">.</w:t>
-      </w:r>
-    </w:p>
-    <w:bookmarkEnd w:id="27"/>
-    <w:bookmarkStart w:id="29" w:name="ref-carlini2024"/>
-    <w:p>
-      <w:pPr>
-        <w:pStyle w:val="Bibliography"/>
-      </w:pPr>
-      <w:r>
-        <w:t xml:space="preserve">Carlini, David B., Sundre K. Winslow, Katja Cloppenborg-Schmidt, and John F. Baines. 2024.</w:t>
-      </w:r>
-      <w:r>
-        <w:t xml:space="preserve"> </w:t>
-      </w:r>
-      <w:r>
-        <w:t xml:space="preserve">“Quantitative Microbiome Profiling of Honey Bee (Apis Mellifera) Guts Is Predictive of Winter Colony Loss in Northern Virginia (USA).”</w:t>
-      </w:r>
-      <w:r>
-        <w:t xml:space="preserve"> </w:t>
-      </w:r>
-      <w:r>
-        <w:rPr>
-          <w:i/>
-          <w:iCs/>
-        </w:rPr>
-        <w:t xml:space="preserve">Scientific Reports</w:t>
-      </w:r>
-      <w:r>
-        <w:t xml:space="preserve"> </w:t>
-      </w:r>
-      <w:r>
-        <w:t xml:space="preserve">14 (1).</w:t>
-      </w:r>
-      <w:r>
-        <w:t xml:space="preserve"> </w:t>
-      </w:r>
-      <w:hyperlink r:id="rId28">
         <w:r>
           <w:rPr>
             <w:rStyle w:val="Hyperlink"/>
@@ -653,8 +639,8 @@
         <w:t xml:space="preserve">.</w:t>
       </w:r>
     </w:p>
-    <w:bookmarkEnd w:id="29"/>
-    <w:bookmarkStart w:id="31" w:name="ref-devkota2024"/>
+    <w:bookmarkEnd w:id="27"/>
+    <w:bookmarkStart w:id="29" w:name="ref-devkota2024"/>
     <w:p>
       <w:pPr>
         <w:pStyle w:val="Bibliography"/>
@@ -687,7 +673,7 @@
       <w:r>
         <w:t xml:space="preserve"> </w:t>
       </w:r>
-      <w:hyperlink r:id="rId30">
+      <w:hyperlink r:id="rId28">
         <w:r>
           <w:rPr>
             <w:rStyle w:val="Hyperlink"/>
@@ -699,8 +685,8 @@
         <w:t xml:space="preserve">.</w:t>
       </w:r>
     </w:p>
-    <w:bookmarkEnd w:id="31"/>
-    <w:bookmarkStart w:id="33" w:name="ref-engel2012"/>
+    <w:bookmarkEnd w:id="29"/>
+    <w:bookmarkStart w:id="31" w:name="ref-engel2012"/>
     <w:p>
       <w:pPr>
         <w:pStyle w:val="Bibliography"/>
@@ -733,7 +719,7 @@
       <w:r>
         <w:t xml:space="preserve"> </w:t>
       </w:r>
-      <w:hyperlink r:id="rId32">
+      <w:hyperlink r:id="rId30">
         <w:r>
           <w:rPr>
             <w:rStyle w:val="Hyperlink"/>
@@ -745,8 +731,8 @@
         <w:t xml:space="preserve">.</w:t>
       </w:r>
     </w:p>
-    <w:bookmarkEnd w:id="33"/>
-    <w:bookmarkStart w:id="35" w:name="ref-Engel2013"/>
+    <w:bookmarkEnd w:id="31"/>
+    <w:bookmarkStart w:id="33" w:name="ref-Engel2013"/>
     <w:p>
       <w:pPr>
         <w:pStyle w:val="Bibliography"/>
@@ -788,7 +774,7 @@
       <w:r>
         <w:t xml:space="preserve"> </w:t>
       </w:r>
-      <w:hyperlink r:id="rId34">
+      <w:hyperlink r:id="rId32">
         <w:r>
           <w:rPr>
             <w:rStyle w:val="Hyperlink"/>
@@ -800,8 +786,8 @@
         <w:t xml:space="preserve">.</w:t>
       </w:r>
     </w:p>
-    <w:bookmarkEnd w:id="35"/>
-    <w:bookmarkStart w:id="37" w:name="ref-ferguson2018"/>
+    <w:bookmarkEnd w:id="33"/>
+    <w:bookmarkStart w:id="35" w:name="ref-ferguson2018"/>
     <w:p>
       <w:pPr>
         <w:pStyle w:val="Bibliography"/>
@@ -840,7 +826,7 @@
       <w:r>
         <w:t xml:space="preserve"> </w:t>
       </w:r>
-      <w:hyperlink r:id="rId36">
+      <w:hyperlink r:id="rId34">
         <w:r>
           <w:rPr>
             <w:rStyle w:val="Hyperlink"/>
@@ -852,8 +838,8 @@
         <w:t xml:space="preserve">.</w:t>
       </w:r>
     </w:p>
-    <w:bookmarkEnd w:id="37"/>
-    <w:bookmarkStart w:id="39" w:name="ref-gérard2020"/>
+    <w:bookmarkEnd w:id="35"/>
+    <w:bookmarkStart w:id="37" w:name="ref-gérard2020"/>
     <w:p>
       <w:pPr>
         <w:pStyle w:val="Bibliography"/>
@@ -895,7 +881,7 @@
       <w:r>
         <w:t xml:space="preserve"> </w:t>
       </w:r>
-      <w:hyperlink r:id="rId38">
+      <w:hyperlink r:id="rId36">
         <w:r>
           <w:rPr>
             <w:rStyle w:val="Hyperlink"/>
@@ -907,36 +893,66 @@
         <w:t xml:space="preserve">.</w:t>
       </w:r>
     </w:p>
+    <w:bookmarkEnd w:id="37"/>
+    <w:bookmarkStart w:id="39" w:name="ref-guzman2024"/>
+    <w:p>
+      <w:pPr>
+        <w:pStyle w:val="Bibliography"/>
+      </w:pPr>
+      <w:r>
+        <w:t xml:space="preserve">Guzman, Laura Melissa, Elizabeth Elle, Lora A. Morandin, Neil S. Cobb, Paige R. Chesshire, Lindsie M. McCabe, Alice Hughes, Michael Orr, and Leithen K. M’Gonigle. 2024.</w:t>
+      </w:r>
+      <w:r>
+        <w:t xml:space="preserve"> </w:t>
+      </w:r>
+      <w:r>
+        <w:t xml:space="preserve">“Impact of Pesticide Use on Wild Bee Distributions Across the United States.”</w:t>
+      </w:r>
+      <w:r>
+        <w:t xml:space="preserve"> </w:t>
+      </w:r>
+      <w:r>
+        <w:rPr>
+          <w:i/>
+          <w:iCs/>
+        </w:rPr>
+        <w:t xml:space="preserve">Nature Sustainability</w:t>
+      </w:r>
+      <w:r>
+        <w:t xml:space="preserve"> </w:t>
+      </w:r>
+      <w:r>
+        <w:t xml:space="preserve">7 (10): 1324–34.</w:t>
+      </w:r>
+      <w:r>
+        <w:t xml:space="preserve"> </w:t>
+      </w:r>
+      <w:hyperlink r:id="rId38">
+        <w:r>
+          <w:rPr>
+            <w:rStyle w:val="Hyperlink"/>
+          </w:rPr>
+          <w:t xml:space="preserve">https://doi.org/10.1038/s41893-024-01413-8</w:t>
+        </w:r>
+      </w:hyperlink>
+      <w:r>
+        <w:t xml:space="preserve">.</w:t>
+      </w:r>
+    </w:p>
     <w:bookmarkEnd w:id="39"/>
-    <w:bookmarkStart w:id="41" w:name="ref-guzman2024"/>
+    <w:bookmarkStart w:id="41" w:name="ref-iNEXT"/>
     <w:p>
       <w:pPr>
         <w:pStyle w:val="Bibliography"/>
       </w:pPr>
       <w:r>
-        <w:t xml:space="preserve">Guzman, Laura Melissa, Elizabeth Elle, Lora A. Morandin, Neil S. Cobb, Paige R. Chesshire, Lindsie M. McCabe, Alice Hughes, Michael Orr, and Leithen K. M’Gonigle. 2024.</w:t>
-      </w:r>
-      <w:r>
-        <w:t xml:space="preserve"> </w:t>
-      </w:r>
-      <w:r>
-        <w:t xml:space="preserve">“Impact of Pesticide Use on Wild Bee Distributions Across the United States.”</w:t>
-      </w:r>
-      <w:r>
-        <w:t xml:space="preserve"> </w:t>
-      </w:r>
-      <w:r>
-        <w:rPr>
-          <w:i/>
-          <w:iCs/>
-        </w:rPr>
-        <w:t xml:space="preserve">Nature Sustainability</w:t>
-      </w:r>
-      <w:r>
-        <w:t xml:space="preserve"> </w:t>
-      </w:r>
-      <w:r>
-        <w:t xml:space="preserve">7 (10): 1324–34.</w:t>
+        <w:t xml:space="preserve">Hsieh, T. C., K. H. Ma, and Anne Chao. 2024.</w:t>
+      </w:r>
+      <w:r>
+        <w:t xml:space="preserve"> </w:t>
+      </w:r>
+      <w:r>
+        <w:t xml:space="preserve">“iNEXT: Interpolation and Extrapolation for Species Diversity.”</w:t>
       </w:r>
       <w:r>
         <w:t xml:space="preserve"> </w:t>
@@ -946,7 +962,7 @@
           <w:rPr>
             <w:rStyle w:val="Hyperlink"/>
           </w:rPr>
-          <w:t xml:space="preserve">https://doi.org/10.1038/s41893-024-01413-8</w:t>
+          <w:t xml:space="preserve">http://chao.stat.nthu.edu.tw/wordpress/software_download/</w:t>
         </w:r>
       </w:hyperlink>
       <w:r>
@@ -1750,12 +1766,58 @@
       </w:r>
     </w:p>
     <w:bookmarkEnd w:id="75"/>
-    <w:bookmarkStart w:id="77" w:name="ref-weinhold2024"/>
+    <w:bookmarkStart w:id="77" w:name="ref-wagner2021"/>
     <w:p>
       <w:pPr>
         <w:pStyle w:val="Bibliography"/>
       </w:pPr>
       <w:r>
+        <w:t xml:space="preserve">Wagner, David L., Eliza M. Grames, Matthew L. Forister, May R. Berenbaum, and David Stopak. 2021.</w:t>
+      </w:r>
+      <w:r>
+        <w:t xml:space="preserve"> </w:t>
+      </w:r>
+      <w:r>
+        <w:t xml:space="preserve">“Insect Decline in the Anthropocene: Death by a Thousand Cuts.”</w:t>
+      </w:r>
+      <w:r>
+        <w:t xml:space="preserve"> </w:t>
+      </w:r>
+      <w:r>
+        <w:rPr>
+          <w:i/>
+          <w:iCs/>
+        </w:rPr>
+        <w:t xml:space="preserve">Proceedings of the National Academy of Sciences</w:t>
+      </w:r>
+      <w:r>
+        <w:t xml:space="preserve"> </w:t>
+      </w:r>
+      <w:r>
+        <w:t xml:space="preserve">118 (2).</w:t>
+      </w:r>
+      <w:r>
+        <w:t xml:space="preserve"> </w:t>
+      </w:r>
+      <w:hyperlink r:id="rId76">
+        <w:r>
+          <w:rPr>
+            <w:rStyle w:val="Hyperlink"/>
+          </w:rPr>
+          <w:t xml:space="preserve">https://doi.org/10.1073/pnas.2023989118</w:t>
+        </w:r>
+      </w:hyperlink>
+      <w:r>
+        <w:t xml:space="preserve">.</w:t>
+      </w:r>
+    </w:p>
+    <w:bookmarkEnd w:id="77"/>
+    <w:bookmarkStart w:id="79" w:name="ref-weinhold2024"/>
+    <w:p>
+      <w:pPr>
+        <w:pStyle w:val="Bibliography"/>
+      </w:pPr>
+      <w:r>
         <w:t xml:space="preserve">Weinhold, Arne, Elisabeth Grüner, and Alexander Keller. 2024.</w:t>
       </w:r>
       <w:r>
@@ -1783,7 +1845,7 @@
       <w:r>
         <w:t xml:space="preserve"> </w:t>
       </w:r>
-      <w:hyperlink r:id="rId76">
+      <w:hyperlink r:id="rId78">
         <w:r>
           <w:rPr>
             <w:rStyle w:val="Hyperlink"/>
@@ -1795,8 +1857,8 @@
         <w:t xml:space="preserve">.</w:t>
       </w:r>
     </w:p>
-    <w:bookmarkEnd w:id="77"/>
-    <w:bookmarkStart w:id="79" w:name="ref-winfree2009"/>
+    <w:bookmarkEnd w:id="79"/>
+    <w:bookmarkStart w:id="81" w:name="ref-winfree2009"/>
     <w:p>
       <w:pPr>
         <w:pStyle w:val="Bibliography"/>
@@ -1835,7 +1897,7 @@
       <w:r>
         <w:t xml:space="preserve"> </w:t>
       </w:r>
-      <w:hyperlink r:id="rId78">
+      <w:hyperlink r:id="rId80">
         <w:r>
           <w:rPr>
             <w:rStyle w:val="Hyperlink"/>
@@ -1847,8 +1909,8 @@
         <w:t xml:space="preserve">.</w:t>
       </w:r>
     </w:p>
-    <w:bookmarkEnd w:id="79"/>
-    <w:bookmarkStart w:id="81" w:name="ref-zheng2019"/>
+    <w:bookmarkEnd w:id="81"/>
+    <w:bookmarkStart w:id="83" w:name="ref-zheng2019"/>
     <w:p>
       <w:pPr>
         <w:pStyle w:val="Bibliography"/>
@@ -1881,7 +1943,7 @@
       <w:r>
         <w:t xml:space="preserve"> </w:t>
       </w:r>
-      <w:hyperlink r:id="rId80">
+      <w:hyperlink r:id="rId82">
         <w:r>
           <w:rPr>
             <w:rStyle w:val="Hyperlink"/>
@@ -1893,8 +1955,8 @@
         <w:t xml:space="preserve">.</w:t>
       </w:r>
     </w:p>
-    <w:bookmarkEnd w:id="81"/>
-    <w:bookmarkStart w:id="83" w:name="ref-zheng2017"/>
+    <w:bookmarkEnd w:id="83"/>
+    <w:bookmarkStart w:id="85" w:name="ref-zheng2017"/>
     <w:p>
       <w:pPr>
         <w:pStyle w:val="Bibliography"/>
@@ -1927,7 +1989,7 @@
       <w:r>
         <w:t xml:space="preserve"> </w:t>
       </w:r>
-      <w:hyperlink r:id="rId82">
+      <w:hyperlink r:id="rId84">
         <w:r>
           <w:rPr>
             <w:rStyle w:val="Hyperlink"/>
@@ -1939,9 +2001,9 @@
         <w:t xml:space="preserve">.</w:t>
       </w:r>
     </w:p>
-    <w:bookmarkEnd w:id="83"/>
-    <w:bookmarkEnd w:id="84"/>
     <w:bookmarkEnd w:id="85"/>
+    <w:bookmarkEnd w:id="86"/>
+    <w:bookmarkEnd w:id="87"/>
     <w:sectPr/>
   </w:body>
 </w:document>

--- a/scripts/Paper.docx
+++ b/scripts/Paper.docx
@@ -509,7 +509,16 @@
         <w:t xml:space="preserve">(Hsieh, Ma, and Chao 2024)</w:t>
       </w:r>
       <w:r>
-        <w:t xml:space="preserve">, which provides robust estimates of species diversity and sampling coverage based on sample-size- and coverage-based rarefaction and extrapolation. We compared the observed sample coverage with the estimated asymptotic coverage to quantify the fraction of the community captured by our sampling efforts.</w:t>
+        <w:t xml:space="preserve">, which provides robust estimates of species diversity and sampling coverage based on sample-size- and coverage-based rarefaction and extrapolation. We compared the observed sample coverage with the estimated asymptotic coverage to quantify the fraction of the community captured by our sampling efforts. We analyzed community composition using Non-metric Multidimensional Scaling (NMDS) with the Bray-Curtis dissimilarity index, implemented in the vegan package in R</w:t>
+      </w:r>
+      <w:r>
+        <w:t xml:space="preserve"> </w:t>
+      </w:r>
+      <w:r>
+        <w:t xml:space="preserve">(Oksanen et al. 2024)</w:t>
+      </w:r>
+      <w:r>
+        <w:t xml:space="preserve">. Species abundance data were square-root transformed to reduce the influence of dominant species. We then performed a Permutational Multivariate Analysis of Variance (PERMANOVA) with 999 permutations to assess significance. The time period in which the specimens were sampled was specified as the main factor.</w:t>
       </w:r>
     </w:p>
     <w:bookmarkEnd w:id="22"/>
@@ -541,7 +550,7 @@
       </w:r>
     </w:p>
     <w:bookmarkEnd w:id="24"/>
-    <w:bookmarkStart w:id="87" w:name="references"/>
+    <w:bookmarkStart w:id="89" w:name="references"/>
     <w:p>
       <w:pPr>
         <w:pStyle w:val="Heading2"/>
@@ -550,7 +559,7 @@
         <w:t xml:space="preserve">References</w:t>
       </w:r>
     </w:p>
-    <w:bookmarkStart w:id="86" w:name="refs"/>
+    <w:bookmarkStart w:id="88" w:name="refs"/>
     <w:bookmarkStart w:id="25" w:name="ref-Albizu2002COMPARACINDL"/>
     <w:p>
       <w:pPr>
@@ -1455,12 +1464,42 @@
       </w:r>
     </w:p>
     <w:bookmarkEnd w:id="61"/>
-    <w:bookmarkStart w:id="63" w:name="ref-ollerton2011"/>
+    <w:bookmarkStart w:id="63" w:name="ref-vegan"/>
     <w:p>
       <w:pPr>
         <w:pStyle w:val="Bibliography"/>
       </w:pPr>
       <w:r>
+        <w:t xml:space="preserve">Oksanen, Jari, Gavin L. Simpson, F. Guillaume Blanchet, Roeland Kindt, Pierre Legendre, Peter R. Minchin, R. B. O’Hara, et al. 2024.</w:t>
+      </w:r>
+      <w:r>
+        <w:t xml:space="preserve"> </w:t>
+      </w:r>
+      <w:r>
+        <w:t xml:space="preserve">“Vegan: Community Ecology Package.”</w:t>
+      </w:r>
+      <w:r>
+        <w:t xml:space="preserve"> </w:t>
+      </w:r>
+      <w:hyperlink r:id="rId62">
+        <w:r>
+          <w:rPr>
+            <w:rStyle w:val="Hyperlink"/>
+          </w:rPr>
+          <w:t xml:space="preserve">https://CRAN.R-project.org/package=vegan</w:t>
+        </w:r>
+      </w:hyperlink>
+      <w:r>
+        <w:t xml:space="preserve">.</w:t>
+      </w:r>
+    </w:p>
+    <w:bookmarkEnd w:id="63"/>
+    <w:bookmarkStart w:id="65" w:name="ref-ollerton2011"/>
+    <w:p>
+      <w:pPr>
+        <w:pStyle w:val="Bibliography"/>
+      </w:pPr>
+      <w:r>
         <w:t xml:space="preserve">Ollerton, Jeff, Rachael Winfree, and Sam Tarrant. 2011.</w:t>
       </w:r>
       <w:r>
@@ -1488,7 +1527,7 @@
       <w:r>
         <w:t xml:space="preserve"> </w:t>
       </w:r>
-      <w:hyperlink r:id="rId62">
+      <w:hyperlink r:id="rId64">
         <w:r>
           <w:rPr>
             <w:rStyle w:val="Hyperlink"/>
@@ -1500,8 +1539,8 @@
         <w:t xml:space="preserve">.</w:t>
       </w:r>
     </w:p>
-    <w:bookmarkEnd w:id="63"/>
-    <w:bookmarkStart w:id="65" w:name="ref-Pizarro2021"/>
+    <w:bookmarkEnd w:id="65"/>
+    <w:bookmarkStart w:id="67" w:name="ref-Pizarro2021"/>
     <w:p>
       <w:pPr>
         <w:pStyle w:val="Bibliography"/>
@@ -1524,7 +1563,7 @@
       <w:r>
         <w:t xml:space="preserve"> </w:t>
       </w:r>
-      <w:hyperlink r:id="rId64">
+      <w:hyperlink r:id="rId66">
         <w:r>
           <w:rPr>
             <w:rStyle w:val="Hyperlink"/>
@@ -1536,8 +1575,8 @@
         <w:t xml:space="preserve">.</w:t>
       </w:r>
     </w:p>
-    <w:bookmarkEnd w:id="65"/>
-    <w:bookmarkStart w:id="67" w:name="ref-risely2020"/>
+    <w:bookmarkEnd w:id="67"/>
+    <w:bookmarkStart w:id="69" w:name="ref-risely2020"/>
     <w:p>
       <w:pPr>
         <w:pStyle w:val="Bibliography"/>
@@ -1579,7 +1618,7 @@
       <w:r>
         <w:t xml:space="preserve"> </w:t>
       </w:r>
-      <w:hyperlink r:id="rId66">
+      <w:hyperlink r:id="rId68">
         <w:r>
           <w:rPr>
             <w:rStyle w:val="Hyperlink"/>
@@ -1591,8 +1630,8 @@
         <w:t xml:space="preserve">.</w:t>
       </w:r>
     </w:p>
-    <w:bookmarkEnd w:id="67"/>
-    <w:bookmarkStart w:id="69" w:name="ref-shah2024"/>
+    <w:bookmarkEnd w:id="69"/>
+    <w:bookmarkStart w:id="71" w:name="ref-shah2024"/>
     <w:p>
       <w:pPr>
         <w:pStyle w:val="Bibliography"/>
@@ -1625,7 +1664,7 @@
       <w:r>
         <w:t xml:space="preserve"> </w:t>
       </w:r>
-      <w:hyperlink r:id="rId68">
+      <w:hyperlink r:id="rId70">
         <w:r>
           <w:rPr>
             <w:rStyle w:val="Hyperlink"/>
@@ -1637,8 +1676,8 @@
         <w:t xml:space="preserve">.</w:t>
       </w:r>
     </w:p>
-    <w:bookmarkEnd w:id="69"/>
-    <w:bookmarkStart w:id="71" w:name="ref-steele2021"/>
+    <w:bookmarkEnd w:id="71"/>
+    <w:bookmarkStart w:id="73" w:name="ref-steele2021"/>
     <w:p>
       <w:pPr>
         <w:pStyle w:val="Bibliography"/>
@@ -1677,7 +1716,7 @@
       <w:r>
         <w:t xml:space="preserve"> </w:t>
       </w:r>
-      <w:hyperlink r:id="rId70">
+      <w:hyperlink r:id="rId72">
         <w:r>
           <w:rPr>
             <w:rStyle w:val="Hyperlink"/>
@@ -1689,8 +1728,8 @@
         <w:t xml:space="preserve">.</w:t>
       </w:r>
     </w:p>
-    <w:bookmarkEnd w:id="71"/>
-    <w:bookmarkStart w:id="73" w:name="ref-stemet2024"/>
+    <w:bookmarkEnd w:id="73"/>
+    <w:bookmarkStart w:id="75" w:name="ref-stemet2024"/>
     <w:p>
       <w:pPr>
         <w:pStyle w:val="Bibliography"/>
@@ -1707,7 +1746,7 @@
       <w:r>
         <w:t xml:space="preserve"> </w:t>
       </w:r>
-      <w:hyperlink r:id="rId72">
+      <w:hyperlink r:id="rId74">
         <w:r>
           <w:rPr>
             <w:rStyle w:val="Hyperlink"/>
@@ -1719,8 +1758,8 @@
         <w:t xml:space="preserve">.</w:t>
       </w:r>
     </w:p>
-    <w:bookmarkEnd w:id="73"/>
-    <w:bookmarkStart w:id="75" w:name="ref-vanbergen2017"/>
+    <w:bookmarkEnd w:id="75"/>
+    <w:bookmarkStart w:id="77" w:name="ref-vanbergen2017"/>
     <w:p>
       <w:pPr>
         <w:pStyle w:val="Bibliography"/>
@@ -1753,7 +1792,7 @@
       <w:r>
         <w:t xml:space="preserve"> </w:t>
       </w:r>
-      <w:hyperlink r:id="rId74">
+      <w:hyperlink r:id="rId76">
         <w:r>
           <w:rPr>
             <w:rStyle w:val="Hyperlink"/>
@@ -1765,8 +1804,8 @@
         <w:t xml:space="preserve">.</w:t>
       </w:r>
     </w:p>
-    <w:bookmarkEnd w:id="75"/>
-    <w:bookmarkStart w:id="77" w:name="ref-wagner2021"/>
+    <w:bookmarkEnd w:id="77"/>
+    <w:bookmarkStart w:id="79" w:name="ref-wagner2021"/>
     <w:p>
       <w:pPr>
         <w:pStyle w:val="Bibliography"/>
@@ -1799,7 +1838,7 @@
       <w:r>
         <w:t xml:space="preserve"> </w:t>
       </w:r>
-      <w:hyperlink r:id="rId76">
+      <w:hyperlink r:id="rId78">
         <w:r>
           <w:rPr>
             <w:rStyle w:val="Hyperlink"/>
@@ -1811,8 +1850,8 @@
         <w:t xml:space="preserve">.</w:t>
       </w:r>
     </w:p>
-    <w:bookmarkEnd w:id="77"/>
-    <w:bookmarkStart w:id="79" w:name="ref-weinhold2024"/>
+    <w:bookmarkEnd w:id="79"/>
+    <w:bookmarkStart w:id="81" w:name="ref-weinhold2024"/>
     <w:p>
       <w:pPr>
         <w:pStyle w:val="Bibliography"/>
@@ -1845,7 +1884,7 @@
       <w:r>
         <w:t xml:space="preserve"> </w:t>
       </w:r>
-      <w:hyperlink r:id="rId78">
+      <w:hyperlink r:id="rId80">
         <w:r>
           <w:rPr>
             <w:rStyle w:val="Hyperlink"/>
@@ -1857,8 +1896,8 @@
         <w:t xml:space="preserve">.</w:t>
       </w:r>
     </w:p>
-    <w:bookmarkEnd w:id="79"/>
-    <w:bookmarkStart w:id="81" w:name="ref-winfree2009"/>
+    <w:bookmarkEnd w:id="81"/>
+    <w:bookmarkStart w:id="83" w:name="ref-winfree2009"/>
     <w:p>
       <w:pPr>
         <w:pStyle w:val="Bibliography"/>
@@ -1897,7 +1936,7 @@
       <w:r>
         <w:t xml:space="preserve"> </w:t>
       </w:r>
-      <w:hyperlink r:id="rId80">
+      <w:hyperlink r:id="rId82">
         <w:r>
           <w:rPr>
             <w:rStyle w:val="Hyperlink"/>
@@ -1909,8 +1948,8 @@
         <w:t xml:space="preserve">.</w:t>
       </w:r>
     </w:p>
-    <w:bookmarkEnd w:id="81"/>
-    <w:bookmarkStart w:id="83" w:name="ref-zheng2019"/>
+    <w:bookmarkEnd w:id="83"/>
+    <w:bookmarkStart w:id="85" w:name="ref-zheng2019"/>
     <w:p>
       <w:pPr>
         <w:pStyle w:val="Bibliography"/>
@@ -1943,7 +1982,7 @@
       <w:r>
         <w:t xml:space="preserve"> </w:t>
       </w:r>
-      <w:hyperlink r:id="rId82">
+      <w:hyperlink r:id="rId84">
         <w:r>
           <w:rPr>
             <w:rStyle w:val="Hyperlink"/>
@@ -1955,8 +1994,8 @@
         <w:t xml:space="preserve">.</w:t>
       </w:r>
     </w:p>
-    <w:bookmarkEnd w:id="83"/>
-    <w:bookmarkStart w:id="85" w:name="ref-zheng2017"/>
+    <w:bookmarkEnd w:id="85"/>
+    <w:bookmarkStart w:id="87" w:name="ref-zheng2017"/>
     <w:p>
       <w:pPr>
         <w:pStyle w:val="Bibliography"/>
@@ -1989,7 +2028,7 @@
       <w:r>
         <w:t xml:space="preserve"> </w:t>
       </w:r>
-      <w:hyperlink r:id="rId84">
+      <w:hyperlink r:id="rId86">
         <w:r>
           <w:rPr>
             <w:rStyle w:val="Hyperlink"/>
@@ -2001,9 +2040,9 @@
         <w:t xml:space="preserve">.</w:t>
       </w:r>
     </w:p>
-    <w:bookmarkEnd w:id="85"/>
-    <w:bookmarkEnd w:id="86"/>
     <w:bookmarkEnd w:id="87"/>
+    <w:bookmarkEnd w:id="88"/>
+    <w:bookmarkEnd w:id="89"/>
     <w:sectPr/>
   </w:body>
 </w:document>

--- a/scripts/Paper.docx
+++ b/scripts/Paper.docx
@@ -7,7 +7,281 @@
         <w:pStyle w:val="Title"/>
       </w:pPr>
       <w:r>
-        <w:t xml:space="preserve">Microbiome_baseline</w:t>
+        <w:t xml:space="preserve">The</w:t>
+      </w:r>
+      <w:r>
+        <w:t xml:space="preserve"> </w:t>
+      </w:r>
+      <w:r>
+        <w:t xml:space="preserve">Changing</w:t>
+      </w:r>
+      <w:r>
+        <w:t xml:space="preserve"> </w:t>
+      </w:r>
+      <w:r>
+        <w:t xml:space="preserve">Microbiome:</w:t>
+      </w:r>
+      <w:r>
+        <w:t xml:space="preserve"> </w:t>
+      </w:r>
+      <w:r>
+        <w:t xml:space="preserve">How</w:t>
+      </w:r>
+      <w:r>
+        <w:t xml:space="preserve"> </w:t>
+      </w:r>
+      <w:r>
+        <w:t xml:space="preserve">Seasonal</w:t>
+      </w:r>
+      <w:r>
+        <w:t xml:space="preserve"> </w:t>
+      </w:r>
+      <w:r>
+        <w:t xml:space="preserve">Variation</w:t>
+      </w:r>
+      <w:r>
+        <w:t xml:space="preserve"> </w:t>
+      </w:r>
+      <w:r>
+        <w:t xml:space="preserve">Shapes</w:t>
+      </w:r>
+      <w:r>
+        <w:t xml:space="preserve"> </w:t>
+      </w:r>
+      <w:r>
+        <w:t xml:space="preserve">Bumblebee</w:t>
+      </w:r>
+      <w:r>
+        <w:t xml:space="preserve"> </w:t>
+      </w:r>
+      <w:r>
+        <w:t xml:space="preserve">Gut</w:t>
+      </w:r>
+      <w:r>
+        <w:t xml:space="preserve"> </w:t>
+      </w:r>
+      <w:r>
+        <w:t xml:space="preserve">Communities</w:t>
+      </w:r>
+    </w:p>
+    <w:p>
+      <w:pPr>
+        <w:pStyle w:val="Author"/>
+      </w:pPr>
+      <w:r>
+        <w:t xml:space="preserve">Luis</w:t>
+      </w:r>
+      <w:r>
+        <w:t xml:space="preserve"> </w:t>
+      </w:r>
+      <w:r>
+        <w:t xml:space="preserve">Javier</w:t>
+      </w:r>
+      <w:r>
+        <w:t xml:space="preserve"> </w:t>
+      </w:r>
+      <w:r>
+        <w:t xml:space="preserve">Chueca</w:t>
+      </w:r>
+      <w:r>
+        <w:rPr>
+          <w:vertAlign w:val="superscript"/>
+        </w:rPr>
+        <w:t xml:space="preserve">1</w:t>
+      </w:r>
+      <w:r>
+        <w:t xml:space="preserve">*,</w:t>
+      </w:r>
+      <w:r>
+        <w:t xml:space="preserve"> </w:t>
+      </w:r>
+      <w:r>
+        <w:t xml:space="preserve">Jon</w:t>
+      </w:r>
+      <w:r>
+        <w:t xml:space="preserve"> </w:t>
+      </w:r>
+      <w:r>
+        <w:t xml:space="preserve">Poza</w:t>
+      </w:r>
+      <w:r>
+        <w:rPr>
+          <w:vertAlign w:val="superscript"/>
+        </w:rPr>
+        <w:t xml:space="preserve">1</w:t>
+      </w:r>
+      <w:r>
+        <w:t xml:space="preserve">,</w:t>
+      </w:r>
+      <w:r>
+        <w:t xml:space="preserve"> </w:t>
+      </w:r>
+      <w:r>
+        <w:t xml:space="preserve">Manpreet</w:t>
+      </w:r>
+      <w:r>
+        <w:t xml:space="preserve"> </w:t>
+      </w:r>
+      <w:r>
+        <w:t xml:space="preserve">Dhami</w:t>
+      </w:r>
+      <w:r>
+        <w:rPr>
+          <w:vertAlign w:val="superscript"/>
+        </w:rPr>
+        <w:t xml:space="preserve">2,3</w:t>
+      </w:r>
+      <w:r>
+        <w:t xml:space="preserve">,</w:t>
+      </w:r>
+      <w:r>
+        <w:t xml:space="preserve"> </w:t>
+      </w:r>
+      <w:r>
+        <w:t xml:space="preserve">Marion</w:t>
+      </w:r>
+      <w:r>
+        <w:t xml:space="preserve"> </w:t>
+      </w:r>
+      <w:r>
+        <w:t xml:space="preserve">Donald</w:t>
+      </w:r>
+      <w:r>
+        <w:rPr>
+          <w:vertAlign w:val="superscript"/>
+        </w:rPr>
+        <w:t xml:space="preserve">2</w:t>
+      </w:r>
+      <w:r>
+        <w:t xml:space="preserve">,</w:t>
+      </w:r>
+      <w:r>
+        <w:t xml:space="preserve"> </w:t>
+      </w:r>
+      <w:r>
+        <w:t xml:space="preserve">Brais</w:t>
+      </w:r>
+      <w:r>
+        <w:t xml:space="preserve"> </w:t>
+      </w:r>
+      <w:r>
+        <w:t xml:space="preserve">Hermosilla</w:t>
+      </w:r>
+      <w:r>
+        <w:rPr>
+          <w:vertAlign w:val="superscript"/>
+        </w:rPr>
+        <w:t xml:space="preserve">1</w:t>
+      </w:r>
+      <w:r>
+        <w:t xml:space="preserve">,</w:t>
+      </w:r>
+      <w:r>
+        <w:t xml:space="preserve"> </w:t>
+      </w:r>
+      <w:r>
+        <w:t xml:space="preserve">Jennifer</w:t>
+      </w:r>
+      <w:r>
+        <w:t xml:space="preserve"> </w:t>
+      </w:r>
+      <w:r>
+        <w:t xml:space="preserve">Rose</w:t>
+      </w:r>
+      <w:r>
+        <w:rPr>
+          <w:vertAlign w:val="superscript"/>
+        </w:rPr>
+        <w:t xml:space="preserve">1</w:t>
+      </w:r>
+      <w:r>
+        <w:t xml:space="preserve">,</w:t>
+      </w:r>
+      <w:r>
+        <w:t xml:space="preserve"> </w:t>
+      </w:r>
+      <w:r>
+        <w:t xml:space="preserve">Xabier</w:t>
+      </w:r>
+      <w:r>
+        <w:t xml:space="preserve"> </w:t>
+      </w:r>
+      <w:r>
+        <w:t xml:space="preserve">Salgado</w:t>
+      </w:r>
+      <w:r>
+        <w:rPr>
+          <w:vertAlign w:val="superscript"/>
+        </w:rPr>
+        <w:t xml:space="preserve">1</w:t>
+      </w:r>
+      <w:r>
+        <w:t xml:space="preserve">,</w:t>
+      </w:r>
+      <w:r>
+        <w:t xml:space="preserve"> </w:t>
+      </w:r>
+      <w:r>
+        <w:t xml:space="preserve">Ainhoa</w:t>
+      </w:r>
+      <w:r>
+        <w:t xml:space="preserve"> </w:t>
+      </w:r>
+      <w:r>
+        <w:t xml:space="preserve">Magrach</w:t>
+      </w:r>
+      <w:r>
+        <w:rPr>
+          <w:vertAlign w:val="superscript"/>
+        </w:rPr>
+        <w:t xml:space="preserve">1,4</w:t>
+      </w:r>
+    </w:p>
+    <w:p>
+      <w:pPr>
+        <w:pStyle w:val="SourceCode"/>
+      </w:pPr>
+      <w:r>
+        <w:rPr>
+          <w:rStyle w:val="VerbatimChar"/>
+        </w:rPr>
+        <w:t xml:space="preserve">^1^Basque Centre for Climate Change-BC3, Edif. Sede 1, 1°, Parque Científico UPV-EHU, Barrio Sarriena s/n, 48940 Leioa, Spain</w:t>
+      </w:r>
+      <w:r>
+        <w:br/>
+      </w:r>
+      <w:r>
+        <w:br/>
+      </w:r>
+      <w:r>
+        <w:rPr>
+          <w:rStyle w:val="VerbatimChar"/>
+        </w:rPr>
+        <w:t xml:space="preserve">^2^Biocontrol &amp; Molecular Ecology, Manaaki Whenua Landcare Research, Lincoln, New Zealand\</w:t>
+      </w:r>
+      <w:r>
+        <w:br/>
+      </w:r>
+      <w:r>
+        <w:br/>
+      </w:r>
+      <w:r>
+        <w:rPr>
+          <w:rStyle w:val="VerbatimChar"/>
+        </w:rPr>
+        <w:t xml:space="preserve">^3^School of Biological Sciences, Waipapa Taumata Rau, University of Auckland, Auckland, New Zealand\</w:t>
+      </w:r>
+      <w:r>
+        <w:br/>
+      </w:r>
+      <w:r>
+        <w:br/>
+      </w:r>
+      <w:r>
+        <w:rPr>
+          <w:rStyle w:val="VerbatimChar"/>
+        </w:rPr>
+        <w:t xml:space="preserve">^4^IKERBASQUE, Basque Foundation for Science, María Díaz de Haro 3,48013 Bilbao, Spain</w:t>
       </w:r>
     </w:p>
     <w:bookmarkStart w:id="20" w:name="abstract"/>
@@ -536,7 +810,55 @@
         <w:pStyle w:val="FirstParagraph"/>
       </w:pPr>
       <w:r>
-        <w:t xml:space="preserve">During the 2023 season, we collected a total of 132 bumblebee specimens.</w:t>
+        <w:t xml:space="preserve">Throughout the flowering season, we collected a total of 132 bumblebee specimens across our 16 sites (XX+- individuals per site and period).</w:t>
+      </w:r>
+    </w:p>
+    <w:p>
+      <w:pPr>
+        <w:pStyle w:val="BodyText"/>
+      </w:pPr>
+      <w:r>
+        <w:t xml:space="preserve">Our results show that sampling completeness was XX%</w:t>
+      </w:r>
+    </w:p>
+    <w:p>
+      <w:pPr>
+        <w:pStyle w:val="BodyText"/>
+      </w:pPr>
+      <w:r>
+        <w:t xml:space="preserve">We find that bacterial diversity within bumblebee guts tends to slightly increase through time, although this relationship is not significant, probably due to our relatively low sample size.</w:t>
+      </w:r>
+    </w:p>
+    <w:p>
+      <w:pPr>
+        <w:pStyle w:val="BodyText"/>
+      </w:pPr>
+      <w:r>
+        <w:t xml:space="preserve">Bumblebee guts were characterized by a diverse group of bacteria, dominated by Gammaproteobacteria such as XX and XX, followed by Actinobacteria, Firmicutes and Cyanobacteria and including a relatively large proportion of unidentified specimens (X%).</w:t>
+      </w:r>
+    </w:p>
+    <w:p>
+      <w:pPr>
+        <w:pStyle w:val="BodyText"/>
+      </w:pPr>
+      <w:r>
+        <w:t xml:space="preserve">In terms of changes in composition through time, our results show that there is a constant group of bacterial components that consistently appear across all time periods (Fig. 4) and sites (Fig. SX), probably defining the species’ core microbiome and including ASVs in the genus Lactobacillus, Gilliamella, Snodgrassella and Bombiscardovia. We also find that towards the end of the sampling season, this core microbiome becomes complemented by other species belonging to genus like Pseudomonas, Bacillus, Commensalibacter or Apibacter.</w:t>
+      </w:r>
+    </w:p>
+    <w:p>
+      <w:pPr>
+        <w:pStyle w:val="BodyText"/>
+      </w:pPr>
+      <w:r>
+        <w:t xml:space="preserve">Our analysis of how the composition of the bacterial community changes through time shows a distinct grouping across the different time periods, with particular differences found between the earlier (dark blue) and later (yellow) time periods in their bacterial composition (Fig. 5).</w:t>
+      </w:r>
+    </w:p>
+    <w:p>
+      <w:pPr>
+        <w:pStyle w:val="BodyText"/>
+      </w:pPr>
+      <w:r>
+        <w:t xml:space="preserve">Our analysis of fungal communities…</w:t>
       </w:r>
     </w:p>
     <w:bookmarkEnd w:id="23"/>
@@ -547,6 +869,72 @@
       </w:pPr>
       <w:r>
         <w:t xml:space="preserve">Discussion</w:t>
+      </w:r>
+    </w:p>
+    <w:p>
+      <w:pPr>
+        <w:pStyle w:val="FirstParagraph"/>
+      </w:pPr>
+      <w:r>
+        <w:t xml:space="preserve">Our analysis of the microbial composition of wild bumblebee guts shows that</w:t>
+      </w:r>
+    </w:p>
+    <w:p>
+      <w:pPr>
+        <w:pStyle w:val="BodyText"/>
+      </w:pPr>
+      <w:r>
+        <w:t xml:space="preserve">Similar to other previous research looking at the composition of gut microbiomes in other bumblebee species, we find large differences throughout the flowering season (REF). Specifically, while bumblebees collected early in the season exhibit more depauperate patterns, featuring XX to XX ASVs, those captured later on in the season host a much more diverse microbial community (XXX to XXX). This seasonal shift suggests a progressive accumulation of microbial diversity, potentially driven by increased foraging activity, exposure to diverse floral resources, and interactions with other pollinators as the season advances. These findings highlight the dynamic nature of bumblebee gut microbiomes and underscore the importance of seasonal context when assessing microbial diversity and its ecological implications.</w:t>
+      </w:r>
+    </w:p>
+    <w:p>
+      <w:pPr>
+        <w:pStyle w:val="BodyText"/>
+      </w:pPr>
+      <w:r>
+        <w:t xml:space="preserve">Bumblebee guts were colonized by a diverse array of bacteria, with Gammaproteobacteria being the most abundant, followed by Actinobacteria, Firmicutes, and Cyanobacteria. Notably, we observed a considerable proportion of unidentified bacterial taxa (</w:t>
+      </w:r>
+      <w:r>
+        <w:rPr>
+          <w:b/>
+          <w:bCs/>
+        </w:rPr>
+        <w:t xml:space="preserve">X%</w:t>
+      </w:r>
+      <w:r>
+        <w:t xml:space="preserve">), reflecting both the complexity of microbial communities within pollinators and potential gaps in current taxonomic databases. This underlines the importance of continued exploration and sequencing efforts to fully characterize the microbial diversity associated with bumblebees.</w:t>
+      </w:r>
+    </w:p>
+    <w:p>
+      <w:pPr>
+        <w:pStyle w:val="BodyText"/>
+      </w:pPr>
+      <w:r>
+        <w:t xml:space="preserve">In terms of temporal shifts, our results indicate the persistence of a core group of bacterial taxa consistently present across all time points and sampling sites. This stable core microbiome, which includes Lactobacillus, Gilliamella, Snodgrassella, and Bombiscardovia, likely plays fundamental roles in host health, such as enhancing nutrient absorption, protecting against pathogens, and modulating immune responses (REF). The stability of this core community across both spatial and temporal scales suggests a strong host-microbe association that may be evolutionarily conserved.</w:t>
+      </w:r>
+    </w:p>
+    <w:p>
+      <w:pPr>
+        <w:pStyle w:val="BodyText"/>
+      </w:pPr>
+      <w:r>
+        <w:t xml:space="preserve">Interestingly, as the season progressed, the core microbiome was complemented by additional bacterial taxa, particularly species within the genera Pseudomonas, Bacillus, Commensalibacter, and Apibacter. This late-season diversification could be driven by changes in floral availability and composition, shifts in foraging behavior, or increased environmental exposure as colonies expand and worker bees travel farther distances (REF). These supplementary taxa may represent transient members of the microbiome that are acquired from specific floral resources or environmental sources, potentially enhancing metabolic capabilities or stress tolerance during the late foraging season.</w:t>
+      </w:r>
+    </w:p>
+    <w:p>
+      <w:pPr>
+        <w:pStyle w:val="BodyText"/>
+      </w:pPr>
+      <w:r>
+        <w:t xml:space="preserve">Our analysis revealed distinct temporal clustering of bacterial communities, with clear compositional differences between early and late time points. This temporal structuring suggests that the microbiome is not static but dynamically responds to seasonal changes in the environment. The early-season microbiome may be shaped by overwintering survival and the limited floral diversity available during initial foraging, while the late-season community reflects cumulative interactions with a broader spectrum of plant species. This shift may also be influenced by colony development stages, where increased colony size and worker numbers intensify environmental interactions.</w:t>
+      </w:r>
+    </w:p>
+    <w:p>
+      <w:pPr>
+        <w:pStyle w:val="BodyText"/>
+      </w:pPr>
+      <w:r>
+        <w:t xml:space="preserve">Together, these findings underscore the dynamic nature of bumblebee gut microbiomes and the role of seasonal changes in shaping microbial community structure. They also highlight the importance of considering both temporal and spatial variation when assessing microbiome stability and its implications for host health and ecosystem functioning. Future studies with larger sample sizes and finer temporal resolution would be valuable for disentangling the drivers of microbiome shifts and their potential consequences for pollinator health and resilience.</w:t>
       </w:r>
     </w:p>
     <w:bookmarkEnd w:id="24"/>
